--- a/docs/posts/utah-bikeways/index.docx
+++ b/docs/posts/utah-bikeways/index.docx
@@ -813,7 +813,7 @@
         <w:pStyle w:val="FirstParagraph"/>
       </w:pPr>
       <w:r>
-        <w:t xml:space="preserve">All spatial datasets are downloaded from UGRC’s ArcGIS REST services. To improve performance and enable offline work, the data is cached locally as GeoDatabase files. The code checks if local copies exist before downloading.</w:t>
+        <w:t xml:space="preserve">All spatial datasets are downloaded from UGRC’s ArcGIS REST services. To improve performance and enable offline work, the data is cached locally as GeoDatabase files. Each file is downloaded the first time the post is rendered and reused afterwards, so nothing needs to be fetched by hand (the statewide roads file is large and is not committed).</w:t>
       </w:r>
     </w:p>
     <w:p>
@@ -1263,43 +1263,37 @@
         <w:rPr>
           <w:rStyle w:val="NormalTok"/>
         </w:rPr>
-        <w:t xml:space="preserve">} </w:t>
-      </w:r>
-      <w:r>
-        <w:rPr>
-          <w:rStyle w:val="ControlFlowTok"/>
-        </w:rPr>
-        <w:t xml:space="preserve">else</w:t>
-      </w:r>
-      <w:r>
-        <w:rPr>
-          <w:rStyle w:val="NormalTok"/>
-        </w:rPr>
-        <w:t xml:space="preserve"> {</w:t>
-      </w:r>
-      <w:r>
-        <w:br/>
-      </w:r>
-      <w:r>
-        <w:rPr>
-          <w:rStyle w:val="NormalTok"/>
-        </w:rPr>
-        <w:t xml:space="preserve">  </w:t>
+        <w:t xml:space="preserve">}</w:t>
+      </w:r>
+      <w:r>
+        <w:br/>
+      </w:r>
+      <w:r>
+        <w:br/>
       </w:r>
       <w:r>
         <w:rPr>
           <w:rStyle w:val="CommentTok"/>
         </w:rPr>
-        <w:t xml:space="preserve"># Read from local copy</w:t>
-      </w:r>
-      <w:r>
-        <w:br/>
-      </w:r>
-      <w:r>
-        <w:rPr>
-          <w:rStyle w:val="NormalTok"/>
-        </w:rPr>
-        <w:t xml:space="preserve">  sf_ut_cities </w:t>
+        <w:t xml:space="preserve"># Always read from the local copy, so the geometry column is the same</w:t>
+      </w:r>
+      <w:r>
+        <w:br/>
+      </w:r>
+      <w:r>
+        <w:rPr>
+          <w:rStyle w:val="CommentTok"/>
+        </w:rPr>
+        <w:t xml:space="preserve"># whether the file was just downloaded or already existed</w:t>
+      </w:r>
+      <w:r>
+        <w:br/>
+      </w:r>
+      <w:r>
+        <w:rPr>
+          <w:rStyle w:val="NormalTok"/>
+        </w:rPr>
+        <w:t xml:space="preserve">sf_ut_cities </w:t>
       </w:r>
       <w:r>
         <w:rPr>
@@ -1329,7 +1323,31 @@
         <w:rPr>
           <w:rStyle w:val="NormalTok"/>
         </w:rPr>
-        <w:t xml:space="preserve">(path_ut_cities) </w:t>
+        <w:t xml:space="preserve">(path_ut_cities, </w:t>
+      </w:r>
+      <w:r>
+        <w:rPr>
+          <w:rStyle w:val="AttributeTok"/>
+        </w:rPr>
+        <w:t xml:space="preserve">quiet =</w:t>
+      </w:r>
+      <w:r>
+        <w:rPr>
+          <w:rStyle w:val="NormalTok"/>
+        </w:rPr>
+        <w:t xml:space="preserve"> </w:t>
+      </w:r>
+      <w:r>
+        <w:rPr>
+          <w:rStyle w:val="ConstantTok"/>
+        </w:rPr>
+        <w:t xml:space="preserve">TRUE</w:t>
+      </w:r>
+      <w:r>
+        <w:rPr>
+          <w:rStyle w:val="NormalTok"/>
+        </w:rPr>
+        <w:t xml:space="preserve">) </w:t>
       </w:r>
       <w:r>
         <w:rPr>
@@ -1344,7 +1362,7 @@
         <w:rPr>
           <w:rStyle w:val="NormalTok"/>
         </w:rPr>
-        <w:t xml:space="preserve">    sf</w:t>
+        <w:t xml:space="preserve">  sf</w:t>
       </w:r>
       <w:r>
         <w:rPr>
@@ -1363,89 +1381,6 @@
           <w:rStyle w:val="NormalTok"/>
         </w:rPr>
         <w:t xml:space="preserve">(PROJECT_CRS)</w:t>
-      </w:r>
-      <w:r>
-        <w:br/>
-      </w:r>
-      <w:r>
-        <w:rPr>
-          <w:rStyle w:val="NormalTok"/>
-        </w:rPr>
-        <w:t xml:space="preserve">}</w:t>
-      </w:r>
-    </w:p>
-    <w:p>
-      <w:pPr>
-        <w:pStyle w:val="SourceCode"/>
-      </w:pPr>
-      <w:r>
-        <w:rPr>
-          <w:rStyle w:val="VerbatimChar"/>
-        </w:rPr>
-        <w:t xml:space="preserve">Reading layer `UtahMunicipalBoundaries' from data source </w:t>
-      </w:r>
-      <w:r>
-        <w:br/>
-      </w:r>
-      <w:r>
-        <w:rPr>
-          <w:rStyle w:val="VerbatimChar"/>
-        </w:rPr>
-        <w:t xml:space="preserve">  `C:\Users\Pukar.Bhandari\Documents\GitHub\ar-puuk.github.io\posts\utah-bikeways\_data\UtahMunicipalBoundaries.gpkg' </w:t>
-      </w:r>
-      <w:r>
-        <w:br/>
-      </w:r>
-      <w:r>
-        <w:rPr>
-          <w:rStyle w:val="VerbatimChar"/>
-        </w:rPr>
-        <w:t xml:space="preserve">  using driver `GPKG'</w:t>
-      </w:r>
-      <w:r>
-        <w:br/>
-      </w:r>
-      <w:r>
-        <w:rPr>
-          <w:rStyle w:val="VerbatimChar"/>
-        </w:rPr>
-        <w:t xml:space="preserve">Simple feature collection with 261 features and 18 fields</w:t>
-      </w:r>
-      <w:r>
-        <w:br/>
-      </w:r>
-      <w:r>
-        <w:rPr>
-          <w:rStyle w:val="VerbatimChar"/>
-        </w:rPr>
-        <w:t xml:space="preserve">Geometry type: POLYGON</w:t>
-      </w:r>
-      <w:r>
-        <w:br/>
-      </w:r>
-      <w:r>
-        <w:rPr>
-          <w:rStyle w:val="VerbatimChar"/>
-        </w:rPr>
-        <w:t xml:space="preserve">Dimension:     XY</w:t>
-      </w:r>
-      <w:r>
-        <w:br/>
-      </w:r>
-      <w:r>
-        <w:rPr>
-          <w:rStyle w:val="VerbatimChar"/>
-        </w:rPr>
-        <w:t xml:space="preserve">Bounding box:  xmin: 934991.8 ymin: 6077738 xmax: 2272474 ymax: 7898798</w:t>
-      </w:r>
-      <w:r>
-        <w:br/>
-      </w:r>
-      <w:r>
-        <w:rPr>
-          <w:rStyle w:val="VerbatimChar"/>
-        </w:rPr>
-        <w:t xml:space="preserve">Projected CRS: NAD83 / Utah Central (ftUS)</w:t>
       </w:r>
     </w:p>
     <w:p>
@@ -1854,43 +1789,37 @@
         <w:rPr>
           <w:rStyle w:val="NormalTok"/>
         </w:rPr>
-        <w:t xml:space="preserve">} </w:t>
-      </w:r>
-      <w:r>
-        <w:rPr>
-          <w:rStyle w:val="ControlFlowTok"/>
-        </w:rPr>
-        <w:t xml:space="preserve">else</w:t>
-      </w:r>
-      <w:r>
-        <w:rPr>
-          <w:rStyle w:val="NormalTok"/>
-        </w:rPr>
-        <w:t xml:space="preserve"> {</w:t>
-      </w:r>
-      <w:r>
-        <w:br/>
-      </w:r>
-      <w:r>
-        <w:rPr>
-          <w:rStyle w:val="NormalTok"/>
-        </w:rPr>
-        <w:t xml:space="preserve">  </w:t>
+        <w:t xml:space="preserve">}</w:t>
+      </w:r>
+      <w:r>
+        <w:br/>
+      </w:r>
+      <w:r>
+        <w:br/>
       </w:r>
       <w:r>
         <w:rPr>
           <w:rStyle w:val="CommentTok"/>
         </w:rPr>
-        <w:t xml:space="preserve"># Read from local copy</w:t>
-      </w:r>
-      <w:r>
-        <w:br/>
-      </w:r>
-      <w:r>
-        <w:rPr>
-          <w:rStyle w:val="NormalTok"/>
-        </w:rPr>
-        <w:t xml:space="preserve">  sf_ut_counties </w:t>
+        <w:t xml:space="preserve"># Always read from the local copy, so the geometry column is the same</w:t>
+      </w:r>
+      <w:r>
+        <w:br/>
+      </w:r>
+      <w:r>
+        <w:rPr>
+          <w:rStyle w:val="CommentTok"/>
+        </w:rPr>
+        <w:t xml:space="preserve"># whether the file was just downloaded or already existed</w:t>
+      </w:r>
+      <w:r>
+        <w:br/>
+      </w:r>
+      <w:r>
+        <w:rPr>
+          <w:rStyle w:val="NormalTok"/>
+        </w:rPr>
+        <w:t xml:space="preserve">sf_ut_counties </w:t>
       </w:r>
       <w:r>
         <w:rPr>
@@ -1920,7 +1849,31 @@
         <w:rPr>
           <w:rStyle w:val="NormalTok"/>
         </w:rPr>
-        <w:t xml:space="preserve">(path_ut_counties) </w:t>
+        <w:t xml:space="preserve">(path_ut_counties, </w:t>
+      </w:r>
+      <w:r>
+        <w:rPr>
+          <w:rStyle w:val="AttributeTok"/>
+        </w:rPr>
+        <w:t xml:space="preserve">quiet =</w:t>
+      </w:r>
+      <w:r>
+        <w:rPr>
+          <w:rStyle w:val="NormalTok"/>
+        </w:rPr>
+        <w:t xml:space="preserve"> </w:t>
+      </w:r>
+      <w:r>
+        <w:rPr>
+          <w:rStyle w:val="ConstantTok"/>
+        </w:rPr>
+        <w:t xml:space="preserve">TRUE</w:t>
+      </w:r>
+      <w:r>
+        <w:rPr>
+          <w:rStyle w:val="NormalTok"/>
+        </w:rPr>
+        <w:t xml:space="preserve">) </w:t>
       </w:r>
       <w:r>
         <w:rPr>
@@ -1935,7 +1888,7 @@
         <w:rPr>
           <w:rStyle w:val="NormalTok"/>
         </w:rPr>
-        <w:t xml:space="preserve">    sf</w:t>
+        <w:t xml:space="preserve">  sf</w:t>
       </w:r>
       <w:r>
         <w:rPr>
@@ -1954,89 +1907,6 @@
           <w:rStyle w:val="NormalTok"/>
         </w:rPr>
         <w:t xml:space="preserve">(PROJECT_CRS)</w:t>
-      </w:r>
-      <w:r>
-        <w:br/>
-      </w:r>
-      <w:r>
-        <w:rPr>
-          <w:rStyle w:val="NormalTok"/>
-        </w:rPr>
-        <w:t xml:space="preserve">}</w:t>
-      </w:r>
-    </w:p>
-    <w:p>
-      <w:pPr>
-        <w:pStyle w:val="SourceCode"/>
-      </w:pPr>
-      <w:r>
-        <w:rPr>
-          <w:rStyle w:val="VerbatimChar"/>
-        </w:rPr>
-        <w:t xml:space="preserve">Reading layer `UtahCountyBoundaries' from data source </w:t>
-      </w:r>
-      <w:r>
-        <w:br/>
-      </w:r>
-      <w:r>
-        <w:rPr>
-          <w:rStyle w:val="VerbatimChar"/>
-        </w:rPr>
-        <w:t xml:space="preserve">  `C:\Users\Pukar.Bhandari\Documents\GitHub\ar-puuk.github.io\posts\utah-bikeways\_data\UtahCountyBoundaries.gpkg' </w:t>
-      </w:r>
-      <w:r>
-        <w:br/>
-      </w:r>
-      <w:r>
-        <w:rPr>
-          <w:rStyle w:val="VerbatimChar"/>
-        </w:rPr>
-        <w:t xml:space="preserve">  using driver `GPKG'</w:t>
-      </w:r>
-      <w:r>
-        <w:br/>
-      </w:r>
-      <w:r>
-        <w:rPr>
-          <w:rStyle w:val="VerbatimChar"/>
-        </w:rPr>
-        <w:t xml:space="preserve">Simple feature collection with 29 features and 15 fields</w:t>
-      </w:r>
-      <w:r>
-        <w:br/>
-      </w:r>
-      <w:r>
-        <w:rPr>
-          <w:rStyle w:val="VerbatimChar"/>
-        </w:rPr>
-        <w:t xml:space="preserve">Geometry type: POLYGON</w:t>
-      </w:r>
-      <w:r>
-        <w:br/>
-      </w:r>
-      <w:r>
-        <w:rPr>
-          <w:rStyle w:val="VerbatimChar"/>
-        </w:rPr>
-        <w:t xml:space="preserve">Dimension:     XY</w:t>
-      </w:r>
-      <w:r>
-        <w:br/>
-      </w:r>
-      <w:r>
-        <w:rPr>
-          <w:rStyle w:val="VerbatimChar"/>
-        </w:rPr>
-        <w:t xml:space="preserve">Bounding box:  xmin: 895000.7 ymin: 6076316 xmax: 2358017 ymax: 7905124</w:t>
-      </w:r>
-      <w:r>
-        <w:br/>
-      </w:r>
-      <w:r>
-        <w:rPr>
-          <w:rStyle w:val="VerbatimChar"/>
-        </w:rPr>
-        <w:t xml:space="preserve">Projected CRS: NAD83 / Utah Central (ftUS)</w:t>
       </w:r>
     </w:p>
     <w:p>
@@ -2445,43 +2315,37 @@
         <w:rPr>
           <w:rStyle w:val="NormalTok"/>
         </w:rPr>
-        <w:t xml:space="preserve">} </w:t>
-      </w:r>
-      <w:r>
-        <w:rPr>
-          <w:rStyle w:val="ControlFlowTok"/>
-        </w:rPr>
-        <w:t xml:space="preserve">else</w:t>
-      </w:r>
-      <w:r>
-        <w:rPr>
-          <w:rStyle w:val="NormalTok"/>
-        </w:rPr>
-        <w:t xml:space="preserve"> {</w:t>
-      </w:r>
-      <w:r>
-        <w:br/>
-      </w:r>
-      <w:r>
-        <w:rPr>
-          <w:rStyle w:val="NormalTok"/>
-        </w:rPr>
-        <w:t xml:space="preserve">  </w:t>
+        <w:t xml:space="preserve">}</w:t>
+      </w:r>
+      <w:r>
+        <w:br/>
+      </w:r>
+      <w:r>
+        <w:br/>
       </w:r>
       <w:r>
         <w:rPr>
           <w:rStyle w:val="CommentTok"/>
         </w:rPr>
-        <w:t xml:space="preserve"># Read from local copy</w:t>
-      </w:r>
-      <w:r>
-        <w:br/>
-      </w:r>
-      <w:r>
-        <w:rPr>
-          <w:rStyle w:val="NormalTok"/>
-        </w:rPr>
-        <w:t xml:space="preserve">  sf_ut_roads </w:t>
+        <w:t xml:space="preserve"># Always read from the local copy, so the geometry column is the same</w:t>
+      </w:r>
+      <w:r>
+        <w:br/>
+      </w:r>
+      <w:r>
+        <w:rPr>
+          <w:rStyle w:val="CommentTok"/>
+        </w:rPr>
+        <w:t xml:space="preserve"># whether the file was just downloaded or already existed</w:t>
+      </w:r>
+      <w:r>
+        <w:br/>
+      </w:r>
+      <w:r>
+        <w:rPr>
+          <w:rStyle w:val="NormalTok"/>
+        </w:rPr>
+        <w:t xml:space="preserve">sf_ut_roads </w:t>
       </w:r>
       <w:r>
         <w:rPr>
@@ -2511,7 +2375,31 @@
         <w:rPr>
           <w:rStyle w:val="NormalTok"/>
         </w:rPr>
-        <w:t xml:space="preserve">(path_ut_roads) </w:t>
+        <w:t xml:space="preserve">(path_ut_roads, </w:t>
+      </w:r>
+      <w:r>
+        <w:rPr>
+          <w:rStyle w:val="AttributeTok"/>
+        </w:rPr>
+        <w:t xml:space="preserve">quiet =</w:t>
+      </w:r>
+      <w:r>
+        <w:rPr>
+          <w:rStyle w:val="NormalTok"/>
+        </w:rPr>
+        <w:t xml:space="preserve"> </w:t>
+      </w:r>
+      <w:r>
+        <w:rPr>
+          <w:rStyle w:val="ConstantTok"/>
+        </w:rPr>
+        <w:t xml:space="preserve">TRUE</w:t>
+      </w:r>
+      <w:r>
+        <w:rPr>
+          <w:rStyle w:val="NormalTok"/>
+        </w:rPr>
+        <w:t xml:space="preserve">) </w:t>
       </w:r>
       <w:r>
         <w:rPr>
@@ -2526,7 +2414,7 @@
         <w:rPr>
           <w:rStyle w:val="NormalTok"/>
         </w:rPr>
-        <w:t xml:space="preserve">    sf</w:t>
+        <w:t xml:space="preserve">  sf</w:t>
       </w:r>
       <w:r>
         <w:rPr>
@@ -2545,89 +2433,6 @@
           <w:rStyle w:val="NormalTok"/>
         </w:rPr>
         <w:t xml:space="preserve">(PROJECT_CRS)</w:t>
-      </w:r>
-      <w:r>
-        <w:br/>
-      </w:r>
-      <w:r>
-        <w:rPr>
-          <w:rStyle w:val="NormalTok"/>
-        </w:rPr>
-        <w:t xml:space="preserve">}</w:t>
-      </w:r>
-    </w:p>
-    <w:p>
-      <w:pPr>
-        <w:pStyle w:val="SourceCode"/>
-      </w:pPr>
-      <w:r>
-        <w:rPr>
-          <w:rStyle w:val="VerbatimChar"/>
-        </w:rPr>
-        <w:t xml:space="preserve">Reading layer `UtahRoads' from data source </w:t>
-      </w:r>
-      <w:r>
-        <w:br/>
-      </w:r>
-      <w:r>
-        <w:rPr>
-          <w:rStyle w:val="VerbatimChar"/>
-        </w:rPr>
-        <w:t xml:space="preserve">  `C:\Users\Pukar.Bhandari\Documents\GitHub\ar-puuk.github.io\posts\utah-bikeways\_data\UtahRoads.gpkg' </w:t>
-      </w:r>
-      <w:r>
-        <w:br/>
-      </w:r>
-      <w:r>
-        <w:rPr>
-          <w:rStyle w:val="VerbatimChar"/>
-        </w:rPr>
-        <w:t xml:space="preserve">  using driver `GPKG'</w:t>
-      </w:r>
-      <w:r>
-        <w:br/>
-      </w:r>
-      <w:r>
-        <w:rPr>
-          <w:rStyle w:val="VerbatimChar"/>
-        </w:rPr>
-        <w:t xml:space="preserve">Simple feature collection with 411273 features and 87 fields</w:t>
-      </w:r>
-      <w:r>
-        <w:br/>
-      </w:r>
-      <w:r>
-        <w:rPr>
-          <w:rStyle w:val="VerbatimChar"/>
-        </w:rPr>
-        <w:t xml:space="preserve">Geometry type: MULTILINESTRING</w:t>
-      </w:r>
-      <w:r>
-        <w:br/>
-      </w:r>
-      <w:r>
-        <w:rPr>
-          <w:rStyle w:val="VerbatimChar"/>
-        </w:rPr>
-        <w:t xml:space="preserve">Dimension:     XY</w:t>
-      </w:r>
-      <w:r>
-        <w:br/>
-      </w:r>
-      <w:r>
-        <w:rPr>
-          <w:rStyle w:val="VerbatimChar"/>
-        </w:rPr>
-        <w:t xml:space="preserve">Bounding box:  xmin: 895206.4 ymin: 6071653 xmax: 2356671 ymax: 7904448</w:t>
-      </w:r>
-      <w:r>
-        <w:br/>
-      </w:r>
-      <w:r>
-        <w:rPr>
-          <w:rStyle w:val="VerbatimChar"/>
-        </w:rPr>
-        <w:t xml:space="preserve">Projected CRS: NAD83 / Utah Central (ftUS)</w:t>
       </w:r>
     </w:p>
     <w:p>
@@ -3060,43 +2865,37 @@
         <w:rPr>
           <w:rStyle w:val="NormalTok"/>
         </w:rPr>
-        <w:t xml:space="preserve">} </w:t>
-      </w:r>
-      <w:r>
-        <w:rPr>
-          <w:rStyle w:val="ControlFlowTok"/>
-        </w:rPr>
-        <w:t xml:space="preserve">else</w:t>
-      </w:r>
-      <w:r>
-        <w:rPr>
-          <w:rStyle w:val="NormalTok"/>
-        </w:rPr>
-        <w:t xml:space="preserve"> {</w:t>
-      </w:r>
-      <w:r>
-        <w:br/>
-      </w:r>
-      <w:r>
-        <w:rPr>
-          <w:rStyle w:val="NormalTok"/>
-        </w:rPr>
-        <w:t xml:space="preserve">  </w:t>
+        <w:t xml:space="preserve">}</w:t>
+      </w:r>
+      <w:r>
+        <w:br/>
+      </w:r>
+      <w:r>
+        <w:br/>
       </w:r>
       <w:r>
         <w:rPr>
           <w:rStyle w:val="CommentTok"/>
         </w:rPr>
-        <w:t xml:space="preserve"># Read from local copy</w:t>
-      </w:r>
-      <w:r>
-        <w:br/>
-      </w:r>
-      <w:r>
-        <w:rPr>
-          <w:rStyle w:val="NormalTok"/>
-        </w:rPr>
-        <w:t xml:space="preserve">  sf_ut_bikeways </w:t>
+        <w:t xml:space="preserve"># Always read from the local copy, so the geometry column is the same</w:t>
+      </w:r>
+      <w:r>
+        <w:br/>
+      </w:r>
+      <w:r>
+        <w:rPr>
+          <w:rStyle w:val="CommentTok"/>
+        </w:rPr>
+        <w:t xml:space="preserve"># whether the file was just downloaded or already existed</w:t>
+      </w:r>
+      <w:r>
+        <w:br/>
+      </w:r>
+      <w:r>
+        <w:rPr>
+          <w:rStyle w:val="NormalTok"/>
+        </w:rPr>
+        <w:t xml:space="preserve">sf_ut_bikeways </w:t>
       </w:r>
       <w:r>
         <w:rPr>
@@ -3126,7 +2925,31 @@
         <w:rPr>
           <w:rStyle w:val="NormalTok"/>
         </w:rPr>
-        <w:t xml:space="preserve">(path_ut_bikeways) </w:t>
+        <w:t xml:space="preserve">(path_ut_bikeways, </w:t>
+      </w:r>
+      <w:r>
+        <w:rPr>
+          <w:rStyle w:val="AttributeTok"/>
+        </w:rPr>
+        <w:t xml:space="preserve">quiet =</w:t>
+      </w:r>
+      <w:r>
+        <w:rPr>
+          <w:rStyle w:val="NormalTok"/>
+        </w:rPr>
+        <w:t xml:space="preserve"> </w:t>
+      </w:r>
+      <w:r>
+        <w:rPr>
+          <w:rStyle w:val="ConstantTok"/>
+        </w:rPr>
+        <w:t xml:space="preserve">TRUE</w:t>
+      </w:r>
+      <w:r>
+        <w:rPr>
+          <w:rStyle w:val="NormalTok"/>
+        </w:rPr>
+        <w:t xml:space="preserve">) </w:t>
       </w:r>
       <w:r>
         <w:rPr>
@@ -3141,7 +2964,7 @@
         <w:rPr>
           <w:rStyle w:val="NormalTok"/>
         </w:rPr>
-        <w:t xml:space="preserve">    sf</w:t>
+        <w:t xml:space="preserve">  sf</w:t>
       </w:r>
       <w:r>
         <w:rPr>
@@ -3160,89 +2983,6 @@
           <w:rStyle w:val="NormalTok"/>
         </w:rPr>
         <w:t xml:space="preserve">(PROJECT_CRS)</w:t>
-      </w:r>
-      <w:r>
-        <w:br/>
-      </w:r>
-      <w:r>
-        <w:rPr>
-          <w:rStyle w:val="NormalTok"/>
-        </w:rPr>
-        <w:t xml:space="preserve">}</w:t>
-      </w:r>
-    </w:p>
-    <w:p>
-      <w:pPr>
-        <w:pStyle w:val="SourceCode"/>
-      </w:pPr>
-      <w:r>
-        <w:rPr>
-          <w:rStyle w:val="VerbatimChar"/>
-        </w:rPr>
-        <w:t xml:space="preserve">Reading layer `Bikeways' from data source </w:t>
-      </w:r>
-      <w:r>
-        <w:br/>
-      </w:r>
-      <w:r>
-        <w:rPr>
-          <w:rStyle w:val="VerbatimChar"/>
-        </w:rPr>
-        <w:t xml:space="preserve">  `C:\Users\Pukar.Bhandari\Documents\GitHub\ar-puuk.github.io\posts\utah-bikeways\_data\Bikeways.gpkg' </w:t>
-      </w:r>
-      <w:r>
-        <w:br/>
-      </w:r>
-      <w:r>
-        <w:rPr>
-          <w:rStyle w:val="VerbatimChar"/>
-        </w:rPr>
-        <w:t xml:space="preserve">  using driver `GPKG'</w:t>
-      </w:r>
-      <w:r>
-        <w:br/>
-      </w:r>
-      <w:r>
-        <w:rPr>
-          <w:rStyle w:val="VerbatimChar"/>
-        </w:rPr>
-        <w:t xml:space="preserve">Simple feature collection with 102157 features and 13 fields</w:t>
-      </w:r>
-      <w:r>
-        <w:br/>
-      </w:r>
-      <w:r>
-        <w:rPr>
-          <w:rStyle w:val="VerbatimChar"/>
-        </w:rPr>
-        <w:t xml:space="preserve">Geometry type: MULTILINESTRING</w:t>
-      </w:r>
-      <w:r>
-        <w:br/>
-      </w:r>
-      <w:r>
-        <w:rPr>
-          <w:rStyle w:val="VerbatimChar"/>
-        </w:rPr>
-        <w:t xml:space="preserve">Dimension:     XY</w:t>
-      </w:r>
-      <w:r>
-        <w:br/>
-      </w:r>
-      <w:r>
-        <w:rPr>
-          <w:rStyle w:val="VerbatimChar"/>
-        </w:rPr>
-        <w:t xml:space="preserve">Bounding box:  xmin: 896123 ymin: 6076384 xmax: 2356440 ymax: 7904448</w:t>
-      </w:r>
-      <w:r>
-        <w:br/>
-      </w:r>
-      <w:r>
-        <w:rPr>
-          <w:rStyle w:val="VerbatimChar"/>
-        </w:rPr>
-        <w:t xml:space="preserve">Projected CRS: NAD83 / Utah Central (ftUS)</w:t>
       </w:r>
     </w:p>
     <w:p>
@@ -4739,7 +4479,7 @@
         <w:rPr>
           <w:rStyle w:val="VerbatimChar"/>
         </w:rPr>
-        <w:t xml:space="preserve">Bounding box:  xmin: 1532249 ymin: 7246427 xmax: 1803623 ymax: 7722160</w:t>
+        <w:t xml:space="preserve">Bounding box:  xmin: 1525086 ymin: 6800123 xmax: 1927447 ymax: 7058250</w:t>
       </w:r>
       <w:r>
         <w:br/>
@@ -4775,88 +4515,88 @@
         <w:rPr>
           <w:rStyle w:val="VerbatimChar"/>
         </w:rPr>
-        <w:t xml:space="preserve">1              1 0.02273361 [mile] 0.02273361 [mile]</w:t>
-      </w:r>
-      <w:r>
-        <w:br/>
-      </w:r>
-      <w:r>
-        <w:rPr>
-          <w:rStyle w:val="VerbatimChar"/>
-        </w:rPr>
-        <w:t xml:space="preserve">2              1 0.27343136 [mile] 0.27343136 [mile]</w:t>
-      </w:r>
-      <w:r>
-        <w:br/>
-      </w:r>
-      <w:r>
-        <w:rPr>
-          <w:rStyle w:val="VerbatimChar"/>
-        </w:rPr>
-        <w:t xml:space="preserve">3              1 0.16408460 [mile] 0.16408460 [mile]</w:t>
-      </w:r>
-      <w:r>
-        <w:br/>
-      </w:r>
-      <w:r>
-        <w:rPr>
-          <w:rStyle w:val="VerbatimChar"/>
-        </w:rPr>
-        <w:t xml:space="preserve">4              1 0.30788104 [mile] 0.30788104 [mile]</w:t>
-      </w:r>
-      <w:r>
-        <w:br/>
-      </w:r>
-      <w:r>
-        <w:rPr>
-          <w:rStyle w:val="VerbatimChar"/>
-        </w:rPr>
-        <w:t xml:space="preserve">5              1 0.69819395 [mile] 0.69819395 [mile]</w:t>
-      </w:r>
-      <w:r>
-        <w:br/>
-      </w:r>
-      <w:r>
-        <w:rPr>
-          <w:rStyle w:val="VerbatimChar"/>
-        </w:rPr>
-        <w:t xml:space="preserve">6              1 0.76535746 [mile] 0.76535746 [mile]</w:t>
-      </w:r>
-      <w:r>
-        <w:br/>
-      </w:r>
-      <w:r>
-        <w:rPr>
-          <w:rStyle w:val="VerbatimChar"/>
-        </w:rPr>
-        <w:t xml:space="preserve">7              1 1.15716616 [mile] 1.15716616 [mile]</w:t>
-      </w:r>
-      <w:r>
-        <w:br/>
-      </w:r>
-      <w:r>
-        <w:rPr>
-          <w:rStyle w:val="VerbatimChar"/>
-        </w:rPr>
-        <w:t xml:space="preserve">8              1 0.16521354 [mile] 0.16521354 [mile]</w:t>
-      </w:r>
-      <w:r>
-        <w:br/>
-      </w:r>
-      <w:r>
-        <w:rPr>
-          <w:rStyle w:val="VerbatimChar"/>
-        </w:rPr>
-        <w:t xml:space="preserve">9              1 0.04436153 [mile] 0.04436153 [mile]</w:t>
-      </w:r>
-      <w:r>
-        <w:br/>
-      </w:r>
-      <w:r>
-        <w:rPr>
-          <w:rStyle w:val="VerbatimChar"/>
-        </w:rPr>
-        <w:t xml:space="preserve">10             1 0.03039484 [mile] 0.03039484 [mile]</w:t>
+        <w:t xml:space="preserve">1              1 1.52909874 [mile] 1.52909874 [mile]</w:t>
+      </w:r>
+      <w:r>
+        <w:br/>
+      </w:r>
+      <w:r>
+        <w:rPr>
+          <w:rStyle w:val="VerbatimChar"/>
+        </w:rPr>
+        <w:t xml:space="preserve">2              1 2.86144968 [mile] 2.86144968 [mile]</w:t>
+      </w:r>
+      <w:r>
+        <w:br/>
+      </w:r>
+      <w:r>
+        <w:rPr>
+          <w:rStyle w:val="VerbatimChar"/>
+        </w:rPr>
+        <w:t xml:space="preserve">3              1 0.31686554 [mile] 0.31686554 [mile]</w:t>
+      </w:r>
+      <w:r>
+        <w:br/>
+      </w:r>
+      <w:r>
+        <w:rPr>
+          <w:rStyle w:val="VerbatimChar"/>
+        </w:rPr>
+        <w:t xml:space="preserve">4              1 1.06293998 [mile] 1.06293998 [mile]</w:t>
+      </w:r>
+      <w:r>
+        <w:br/>
+      </w:r>
+      <w:r>
+        <w:rPr>
+          <w:rStyle w:val="VerbatimChar"/>
+        </w:rPr>
+        <w:t xml:space="preserve">5              1 2.70255959 [mile] 2.70255959 [mile]</w:t>
+      </w:r>
+      <w:r>
+        <w:br/>
+      </w:r>
+      <w:r>
+        <w:rPr>
+          <w:rStyle w:val="VerbatimChar"/>
+        </w:rPr>
+        <w:t xml:space="preserve">6              1 0.80867386 [mile] 0.80867386 [mile]</w:t>
+      </w:r>
+      <w:r>
+        <w:br/>
+      </w:r>
+      <w:r>
+        <w:rPr>
+          <w:rStyle w:val="VerbatimChar"/>
+        </w:rPr>
+        <w:t xml:space="preserve">7              1 0.71336950 [mile] 0.71336950 [mile]</w:t>
+      </w:r>
+      <w:r>
+        <w:br/>
+      </w:r>
+      <w:r>
+        <w:rPr>
+          <w:rStyle w:val="VerbatimChar"/>
+        </w:rPr>
+        <w:t xml:space="preserve">8              1 0.36598670 [mile] 0.36598670 [mile]</w:t>
+      </w:r>
+      <w:r>
+        <w:br/>
+      </w:r>
+      <w:r>
+        <w:rPr>
+          <w:rStyle w:val="VerbatimChar"/>
+        </w:rPr>
+        <w:t xml:space="preserve">9              1 0.09770893 [mile] 0.09770893 [mile]</w:t>
+      </w:r>
+      <w:r>
+        <w:br/>
+      </w:r>
+      <w:r>
+        <w:rPr>
+          <w:rStyle w:val="VerbatimChar"/>
+        </w:rPr>
+        <w:t xml:space="preserve">10             1 0.25556167 [mile] 0.25556167 [mile]</w:t>
       </w:r>
       <w:r>
         <w:br/>
@@ -4874,88 +4614,88 @@
         <w:rPr>
           <w:rStyle w:val="VerbatimChar"/>
         </w:rPr>
-        <w:t xml:space="preserve">1  MULTILINESTRING ((1589381 7...</w:t>
-      </w:r>
-      <w:r>
-        <w:br/>
-      </w:r>
-      <w:r>
-        <w:rPr>
-          <w:rStyle w:val="VerbatimChar"/>
-        </w:rPr>
-        <w:t xml:space="preserve">2  MULTILINESTRING ((1596565 7...</w:t>
-      </w:r>
-      <w:r>
-        <w:br/>
-      </w:r>
-      <w:r>
-        <w:rPr>
-          <w:rStyle w:val="VerbatimChar"/>
-        </w:rPr>
-        <w:t xml:space="preserve">3  MULTILINESTRING ((1588960 7...</w:t>
-      </w:r>
-      <w:r>
-        <w:br/>
-      </w:r>
-      <w:r>
-        <w:rPr>
-          <w:rStyle w:val="VerbatimChar"/>
-        </w:rPr>
-        <w:t xml:space="preserve">4  MULTILINESTRING ((1778359 7...</w:t>
-      </w:r>
-      <w:r>
-        <w:br/>
-      </w:r>
-      <w:r>
-        <w:rPr>
-          <w:rStyle w:val="VerbatimChar"/>
-        </w:rPr>
-        <w:t xml:space="preserve">5  MULTILINESTRING ((1754517 7...</w:t>
-      </w:r>
-      <w:r>
-        <w:br/>
-      </w:r>
-      <w:r>
-        <w:rPr>
-          <w:rStyle w:val="VerbatimChar"/>
-        </w:rPr>
-        <w:t xml:space="preserve">6  MULTILINESTRING ((1803623 7...</w:t>
-      </w:r>
-      <w:r>
-        <w:br/>
-      </w:r>
-      <w:r>
-        <w:rPr>
-          <w:rStyle w:val="VerbatimChar"/>
-        </w:rPr>
-        <w:t xml:space="preserve">7  MULTILINESTRING ((1751965 7...</w:t>
-      </w:r>
-      <w:r>
-        <w:br/>
-      </w:r>
-      <w:r>
-        <w:rPr>
-          <w:rStyle w:val="VerbatimChar"/>
-        </w:rPr>
-        <w:t xml:space="preserve">8  MULTILINESTRING ((1585047 7...</w:t>
-      </w:r>
-      <w:r>
-        <w:br/>
-      </w:r>
-      <w:r>
-        <w:rPr>
-          <w:rStyle w:val="VerbatimChar"/>
-        </w:rPr>
-        <w:t xml:space="preserve">9  MULTILINESTRING ((1584830 7...</w:t>
-      </w:r>
-      <w:r>
-        <w:br/>
-      </w:r>
-      <w:r>
-        <w:rPr>
-          <w:rStyle w:val="VerbatimChar"/>
-        </w:rPr>
-        <w:t xml:space="preserve">10 MULTILINESTRING ((1583447 7...</w:t>
+        <w:t xml:space="preserve">1  MULTILINESTRING ((1580305 6...</w:t>
+      </w:r>
+      <w:r>
+        <w:br/>
+      </w:r>
+      <w:r>
+        <w:rPr>
+          <w:rStyle w:val="VerbatimChar"/>
+        </w:rPr>
+        <w:t xml:space="preserve">2  MULTILINESTRING ((1582439 6...</w:t>
+      </w:r>
+      <w:r>
+        <w:br/>
+      </w:r>
+      <w:r>
+        <w:rPr>
+          <w:rStyle w:val="VerbatimChar"/>
+        </w:rPr>
+        <w:t xml:space="preserve">3  MULTILINESTRING ((1720276 6...</w:t>
+      </w:r>
+      <w:r>
+        <w:br/>
+      </w:r>
+      <w:r>
+        <w:rPr>
+          <w:rStyle w:val="VerbatimChar"/>
+        </w:rPr>
+        <w:t xml:space="preserve">4  MULTILINESTRING ((1585991 6...</w:t>
+      </w:r>
+      <w:r>
+        <w:br/>
+      </w:r>
+      <w:r>
+        <w:rPr>
+          <w:rStyle w:val="VerbatimChar"/>
+        </w:rPr>
+        <w:t xml:space="preserve">5  MULTILINESTRING ((1918710 6...</w:t>
+      </w:r>
+      <w:r>
+        <w:br/>
+      </w:r>
+      <w:r>
+        <w:rPr>
+          <w:rStyle w:val="VerbatimChar"/>
+        </w:rPr>
+        <w:t xml:space="preserve">6  MULTILINESTRING ((1655301 7...</w:t>
+      </w:r>
+      <w:r>
+        <w:br/>
+      </w:r>
+      <w:r>
+        <w:rPr>
+          <w:rStyle w:val="VerbatimChar"/>
+        </w:rPr>
+        <w:t xml:space="preserve">7  MULTILINESTRING ((1548359 6...</w:t>
+      </w:r>
+      <w:r>
+        <w:br/>
+      </w:r>
+      <w:r>
+        <w:rPr>
+          <w:rStyle w:val="VerbatimChar"/>
+        </w:rPr>
+        <w:t xml:space="preserve">8  MULTILINESTRING ((1614298 6...</w:t>
+      </w:r>
+      <w:r>
+        <w:br/>
+      </w:r>
+      <w:r>
+        <w:rPr>
+          <w:rStyle w:val="VerbatimChar"/>
+        </w:rPr>
+        <w:t xml:space="preserve">9  MULTILINESTRING ((1606261 7...</w:t>
+      </w:r>
+      <w:r>
+        <w:br/>
+      </w:r>
+      <w:r>
+        <w:rPr>
+          <w:rStyle w:val="VerbatimChar"/>
+        </w:rPr>
+        <w:t xml:space="preserve">10 MULTILINESTRING ((1606826 6...</w:t>
       </w:r>
     </w:p>
     <w:bookmarkEnd w:id="20"/>
@@ -5472,43 +5212,43 @@
         <w:rPr>
           <w:rStyle w:val="VerbatimChar"/>
         </w:rPr>
-        <w:t xml:space="preserve"> 4 Uintah County (Unincorporated)               6586.</w:t>
-      </w:r>
-      <w:r>
-        <w:br/>
-      </w:r>
-      <w:r>
-        <w:rPr>
-          <w:rStyle w:val="VerbatimChar"/>
-        </w:rPr>
-        <w:t xml:space="preserve"> 5 Box Elder County (Unincorporated)            5612.</w:t>
-      </w:r>
-      <w:r>
-        <w:br/>
-      </w:r>
-      <w:r>
-        <w:rPr>
-          <w:rStyle w:val="VerbatimChar"/>
-        </w:rPr>
-        <w:t xml:space="preserve"> 6 Tooele County (Unincorporated)               5603.</w:t>
-      </w:r>
-      <w:r>
-        <w:br/>
-      </w:r>
-      <w:r>
-        <w:rPr>
-          <w:rStyle w:val="VerbatimChar"/>
-        </w:rPr>
-        <w:t xml:space="preserve"> 7 Iron County (Unincorporated)                 5528.</w:t>
-      </w:r>
-      <w:r>
-        <w:br/>
-      </w:r>
-      <w:r>
-        <w:rPr>
-          <w:rStyle w:val="VerbatimChar"/>
-        </w:rPr>
-        <w:t xml:space="preserve"> 8 Garfield County (Unincorporated)             4872.</w:t>
+        <w:t xml:space="preserve"> 4 Uintah County (Unincorporated)               6588.</w:t>
+      </w:r>
+      <w:r>
+        <w:br/>
+      </w:r>
+      <w:r>
+        <w:rPr>
+          <w:rStyle w:val="VerbatimChar"/>
+        </w:rPr>
+        <w:t xml:space="preserve"> 5 Box Elder County (Unincorporated)            5613.</w:t>
+      </w:r>
+      <w:r>
+        <w:br/>
+      </w:r>
+      <w:r>
+        <w:rPr>
+          <w:rStyle w:val="VerbatimChar"/>
+        </w:rPr>
+        <w:t xml:space="preserve"> 6 Tooele County (Unincorporated)               5593.</w:t>
+      </w:r>
+      <w:r>
+        <w:br/>
+      </w:r>
+      <w:r>
+        <w:rPr>
+          <w:rStyle w:val="VerbatimChar"/>
+        </w:rPr>
+        <w:t xml:space="preserve"> 7 Iron County (Unincorporated)                 5529.</w:t>
+      </w:r>
+      <w:r>
+        <w:br/>
+      </w:r>
+      <w:r>
+        <w:rPr>
+          <w:rStyle w:val="VerbatimChar"/>
+        </w:rPr>
+        <w:t xml:space="preserve"> 8 Garfield County (Unincorporated)             4871.</w:t>
       </w:r>
       <w:r>
         <w:br/>

--- a/docs/posts/utah-bikeways/index.docx
+++ b/docs/posts/utah-bikeways/index.docx
@@ -886,6 +886,432 @@
         </w:rPr>
         <w:t xml:space="preserve"># Create a directory if it doesnt exist</w:t>
       </w:r>
+      <w:r>
+        <w:br/>
+      </w:r>
+      <w:r>
+        <w:br/>
+      </w:r>
+      <w:r>
+        <w:rPr>
+          <w:rStyle w:val="CommentTok"/>
+        </w:rPr>
+        <w:t xml:space="preserve"># UGRC downloads are paged (the roads layer is over 200 pages), so one dropped</w:t>
+      </w:r>
+      <w:r>
+        <w:br/>
+      </w:r>
+      <w:r>
+        <w:rPr>
+          <w:rStyle w:val="CommentTok"/>
+        </w:rPr>
+        <w:t xml:space="preserve"># connection fails the whole read. Retry a few times before giving up.</w:t>
+      </w:r>
+      <w:r>
+        <w:br/>
+      </w:r>
+      <w:r>
+        <w:rPr>
+          <w:rStyle w:val="NormalTok"/>
+        </w:rPr>
+        <w:t xml:space="preserve">arc_read_retry </w:t>
+      </w:r>
+      <w:r>
+        <w:rPr>
+          <w:rStyle w:val="OtherTok"/>
+        </w:rPr>
+        <w:t xml:space="preserve">&lt;-</w:t>
+      </w:r>
+      <w:r>
+        <w:rPr>
+          <w:rStyle w:val="NormalTok"/>
+        </w:rPr>
+        <w:t xml:space="preserve"> </w:t>
+      </w:r>
+      <w:r>
+        <w:rPr>
+          <w:rStyle w:val="ControlFlowTok"/>
+        </w:rPr>
+        <w:t xml:space="preserve">function</w:t>
+      </w:r>
+      <w:r>
+        <w:rPr>
+          <w:rStyle w:val="NormalTok"/>
+        </w:rPr>
+        <w:t xml:space="preserve">(url, ..., </w:t>
+      </w:r>
+      <w:r>
+        <w:rPr>
+          <w:rStyle w:val="AttributeTok"/>
+        </w:rPr>
+        <w:t xml:space="preserve">tries =</w:t>
+      </w:r>
+      <w:r>
+        <w:rPr>
+          <w:rStyle w:val="NormalTok"/>
+        </w:rPr>
+        <w:t xml:space="preserve"> </w:t>
+      </w:r>
+      <w:r>
+        <w:rPr>
+          <w:rStyle w:val="DecValTok"/>
+        </w:rPr>
+        <w:t xml:space="preserve">5</w:t>
+      </w:r>
+      <w:r>
+        <w:rPr>
+          <w:rStyle w:val="NormalTok"/>
+        </w:rPr>
+        <w:t xml:space="preserve">) {</w:t>
+      </w:r>
+      <w:r>
+        <w:br/>
+      </w:r>
+      <w:r>
+        <w:rPr>
+          <w:rStyle w:val="NormalTok"/>
+        </w:rPr>
+        <w:t xml:space="preserve">  </w:t>
+      </w:r>
+      <w:r>
+        <w:rPr>
+          <w:rStyle w:val="ControlFlowTok"/>
+        </w:rPr>
+        <w:t xml:space="preserve">for</w:t>
+      </w:r>
+      <w:r>
+        <w:rPr>
+          <w:rStyle w:val="NormalTok"/>
+        </w:rPr>
+        <w:t xml:space="preserve"> (i </w:t>
+      </w:r>
+      <w:r>
+        <w:rPr>
+          <w:rStyle w:val="ControlFlowTok"/>
+        </w:rPr>
+        <w:t xml:space="preserve">in</w:t>
+      </w:r>
+      <w:r>
+        <w:rPr>
+          <w:rStyle w:val="NormalTok"/>
+        </w:rPr>
+        <w:t xml:space="preserve"> </w:t>
+      </w:r>
+      <w:r>
+        <w:rPr>
+          <w:rStyle w:val="FunctionTok"/>
+        </w:rPr>
+        <w:t xml:space="preserve">seq_len</w:t>
+      </w:r>
+      <w:r>
+        <w:rPr>
+          <w:rStyle w:val="NormalTok"/>
+        </w:rPr>
+        <w:t xml:space="preserve">(tries)) {</w:t>
+      </w:r>
+      <w:r>
+        <w:br/>
+      </w:r>
+      <w:r>
+        <w:rPr>
+          <w:rStyle w:val="NormalTok"/>
+        </w:rPr>
+        <w:t xml:space="preserve">    out </w:t>
+      </w:r>
+      <w:r>
+        <w:rPr>
+          <w:rStyle w:val="OtherTok"/>
+        </w:rPr>
+        <w:t xml:space="preserve">&lt;-</w:t>
+      </w:r>
+      <w:r>
+        <w:rPr>
+          <w:rStyle w:val="NormalTok"/>
+        </w:rPr>
+        <w:t xml:space="preserve"> </w:t>
+      </w:r>
+      <w:r>
+        <w:rPr>
+          <w:rStyle w:val="FunctionTok"/>
+        </w:rPr>
+        <w:t xml:space="preserve">tryCatch</w:t>
+      </w:r>
+      <w:r>
+        <w:rPr>
+          <w:rStyle w:val="NormalTok"/>
+        </w:rPr>
+        <w:t xml:space="preserve">(arcgislayers</w:t>
+      </w:r>
+      <w:r>
+        <w:rPr>
+          <w:rStyle w:val="SpecialCharTok"/>
+        </w:rPr>
+        <w:t xml:space="preserve">::</w:t>
+      </w:r>
+      <w:r>
+        <w:rPr>
+          <w:rStyle w:val="FunctionTok"/>
+        </w:rPr>
+        <w:t xml:space="preserve">arc_read</w:t>
+      </w:r>
+      <w:r>
+        <w:rPr>
+          <w:rStyle w:val="NormalTok"/>
+        </w:rPr>
+        <w:t xml:space="preserve">(url, ...), </w:t>
+      </w:r>
+      <w:r>
+        <w:rPr>
+          <w:rStyle w:val="AttributeTok"/>
+        </w:rPr>
+        <w:t xml:space="preserve">error =</w:t>
+      </w:r>
+      <w:r>
+        <w:rPr>
+          <w:rStyle w:val="NormalTok"/>
+        </w:rPr>
+        <w:t xml:space="preserve"> </w:t>
+      </w:r>
+      <w:r>
+        <w:rPr>
+          <w:rStyle w:val="ControlFlowTok"/>
+        </w:rPr>
+        <w:t xml:space="preserve">function</w:t>
+      </w:r>
+      <w:r>
+        <w:rPr>
+          <w:rStyle w:val="NormalTok"/>
+        </w:rPr>
+        <w:t xml:space="preserve">(e) e)</w:t>
+      </w:r>
+      <w:r>
+        <w:br/>
+      </w:r>
+      <w:r>
+        <w:rPr>
+          <w:rStyle w:val="NormalTok"/>
+        </w:rPr>
+        <w:t xml:space="preserve">    </w:t>
+      </w:r>
+      <w:r>
+        <w:rPr>
+          <w:rStyle w:val="ControlFlowTok"/>
+        </w:rPr>
+        <w:t xml:space="preserve">if</w:t>
+      </w:r>
+      <w:r>
+        <w:rPr>
+          <w:rStyle w:val="NormalTok"/>
+        </w:rPr>
+        <w:t xml:space="preserve"> (</w:t>
+      </w:r>
+      <w:r>
+        <w:rPr>
+          <w:rStyle w:val="SpecialCharTok"/>
+        </w:rPr>
+        <w:t xml:space="preserve">!</w:t>
+      </w:r>
+      <w:r>
+        <w:rPr>
+          <w:rStyle w:val="FunctionTok"/>
+        </w:rPr>
+        <w:t xml:space="preserve">inherits</w:t>
+      </w:r>
+      <w:r>
+        <w:rPr>
+          <w:rStyle w:val="NormalTok"/>
+        </w:rPr>
+        <w:t xml:space="preserve">(out, </w:t>
+      </w:r>
+      <w:r>
+        <w:rPr>
+          <w:rStyle w:val="StringTok"/>
+        </w:rPr>
+        <w:t xml:space="preserve">"error"</w:t>
+      </w:r>
+      <w:r>
+        <w:rPr>
+          <w:rStyle w:val="NormalTok"/>
+        </w:rPr>
+        <w:t xml:space="preserve">)) </w:t>
+      </w:r>
+      <w:r>
+        <w:rPr>
+          <w:rStyle w:val="FunctionTok"/>
+        </w:rPr>
+        <w:t xml:space="preserve">return</w:t>
+      </w:r>
+      <w:r>
+        <w:rPr>
+          <w:rStyle w:val="NormalTok"/>
+        </w:rPr>
+        <w:t xml:space="preserve">(out)</w:t>
+      </w:r>
+      <w:r>
+        <w:br/>
+      </w:r>
+      <w:r>
+        <w:rPr>
+          <w:rStyle w:val="NormalTok"/>
+        </w:rPr>
+        <w:t xml:space="preserve">    </w:t>
+      </w:r>
+      <w:r>
+        <w:rPr>
+          <w:rStyle w:val="ControlFlowTok"/>
+        </w:rPr>
+        <w:t xml:space="preserve">if</w:t>
+      </w:r>
+      <w:r>
+        <w:rPr>
+          <w:rStyle w:val="NormalTok"/>
+        </w:rPr>
+        <w:t xml:space="preserve"> (i </w:t>
+      </w:r>
+      <w:r>
+        <w:rPr>
+          <w:rStyle w:val="SpecialCharTok"/>
+        </w:rPr>
+        <w:t xml:space="preserve">==</w:t>
+      </w:r>
+      <w:r>
+        <w:rPr>
+          <w:rStyle w:val="NormalTok"/>
+        </w:rPr>
+        <w:t xml:space="preserve"> tries) </w:t>
+      </w:r>
+      <w:r>
+        <w:rPr>
+          <w:rStyle w:val="FunctionTok"/>
+        </w:rPr>
+        <w:t xml:space="preserve">stop</w:t>
+      </w:r>
+      <w:r>
+        <w:rPr>
+          <w:rStyle w:val="NormalTok"/>
+        </w:rPr>
+        <w:t xml:space="preserve">(out)</w:t>
+      </w:r>
+      <w:r>
+        <w:br/>
+      </w:r>
+      <w:r>
+        <w:rPr>
+          <w:rStyle w:val="NormalTok"/>
+        </w:rPr>
+        <w:t xml:space="preserve">    </w:t>
+      </w:r>
+      <w:r>
+        <w:rPr>
+          <w:rStyle w:val="FunctionTok"/>
+        </w:rPr>
+        <w:t xml:space="preserve">message</w:t>
+      </w:r>
+      <w:r>
+        <w:rPr>
+          <w:rStyle w:val="NormalTok"/>
+        </w:rPr>
+        <w:t xml:space="preserve">(</w:t>
+      </w:r>
+      <w:r>
+        <w:rPr>
+          <w:rStyle w:val="StringTok"/>
+        </w:rPr>
+        <w:t xml:space="preserve">"Download failed (attempt "</w:t>
+      </w:r>
+      <w:r>
+        <w:rPr>
+          <w:rStyle w:val="NormalTok"/>
+        </w:rPr>
+        <w:t xml:space="preserve">, i, </w:t>
+      </w:r>
+      <w:r>
+        <w:rPr>
+          <w:rStyle w:val="StringTok"/>
+        </w:rPr>
+        <w:t xml:space="preserve">" of "</w:t>
+      </w:r>
+      <w:r>
+        <w:rPr>
+          <w:rStyle w:val="NormalTok"/>
+        </w:rPr>
+        <w:t xml:space="preserve">, tries, </w:t>
+      </w:r>
+      <w:r>
+        <w:rPr>
+          <w:rStyle w:val="StringTok"/>
+        </w:rPr>
+        <w:t xml:space="preserve">"), retrying..."</w:t>
+      </w:r>
+      <w:r>
+        <w:rPr>
+          <w:rStyle w:val="NormalTok"/>
+        </w:rPr>
+        <w:t xml:space="preserve">)</w:t>
+      </w:r>
+      <w:r>
+        <w:br/>
+      </w:r>
+      <w:r>
+        <w:rPr>
+          <w:rStyle w:val="NormalTok"/>
+        </w:rPr>
+        <w:t xml:space="preserve">    </w:t>
+      </w:r>
+      <w:r>
+        <w:rPr>
+          <w:rStyle w:val="FunctionTok"/>
+        </w:rPr>
+        <w:t xml:space="preserve">Sys.sleep</w:t>
+      </w:r>
+      <w:r>
+        <w:rPr>
+          <w:rStyle w:val="NormalTok"/>
+        </w:rPr>
+        <w:t xml:space="preserve">(</w:t>
+      </w:r>
+      <w:r>
+        <w:rPr>
+          <w:rStyle w:val="DecValTok"/>
+        </w:rPr>
+        <w:t xml:space="preserve">5</w:t>
+      </w:r>
+      <w:r>
+        <w:rPr>
+          <w:rStyle w:val="NormalTok"/>
+        </w:rPr>
+        <w:t xml:space="preserve"> </w:t>
+      </w:r>
+      <w:r>
+        <w:rPr>
+          <w:rStyle w:val="SpecialCharTok"/>
+        </w:rPr>
+        <w:t xml:space="preserve">*</w:t>
+      </w:r>
+      <w:r>
+        <w:rPr>
+          <w:rStyle w:val="NormalTok"/>
+        </w:rPr>
+        <w:t xml:space="preserve"> i)</w:t>
+      </w:r>
+      <w:r>
+        <w:br/>
+      </w:r>
+      <w:r>
+        <w:rPr>
+          <w:rStyle w:val="NormalTok"/>
+        </w:rPr>
+        <w:t xml:space="preserve">  }</w:t>
+      </w:r>
+      <w:r>
+        <w:br/>
+      </w:r>
+      <w:r>
+        <w:rPr>
+          <w:rStyle w:val="NormalTok"/>
+        </w:rPr>
+        <w:t xml:space="preserve">}</w:t>
+      </w:r>
     </w:p>
     <w:bookmarkStart w:id="14" w:name="utah-city-boundaries"/>
     <w:p>
@@ -1050,19 +1476,13 @@
         <w:rPr>
           <w:rStyle w:val="NormalTok"/>
         </w:rPr>
-        <w:t xml:space="preserve"> arcgislayers</w:t>
-      </w:r>
-      <w:r>
-        <w:rPr>
-          <w:rStyle w:val="SpecialCharTok"/>
-        </w:rPr>
-        <w:t xml:space="preserve">::</w:t>
-      </w:r>
-      <w:r>
-        <w:rPr>
-          <w:rStyle w:val="FunctionTok"/>
-        </w:rPr>
-        <w:t xml:space="preserve">arc_read</w:t>
+        <w:t xml:space="preserve"> </w:t>
+      </w:r>
+      <w:r>
+        <w:rPr>
+          <w:rStyle w:val="FunctionTok"/>
+        </w:rPr>
+        <w:t xml:space="preserve">arc_read_retry</w:t>
       </w:r>
       <w:r>
         <w:rPr>
@@ -1576,19 +1996,13 @@
         <w:rPr>
           <w:rStyle w:val="NormalTok"/>
         </w:rPr>
-        <w:t xml:space="preserve"> arcgislayers</w:t>
-      </w:r>
-      <w:r>
-        <w:rPr>
-          <w:rStyle w:val="SpecialCharTok"/>
-        </w:rPr>
-        <w:t xml:space="preserve">::</w:t>
-      </w:r>
-      <w:r>
-        <w:rPr>
-          <w:rStyle w:val="FunctionTok"/>
-        </w:rPr>
-        <w:t xml:space="preserve">arc_read</w:t>
+        <w:t xml:space="preserve"> </w:t>
+      </w:r>
+      <w:r>
+        <w:rPr>
+          <w:rStyle w:val="FunctionTok"/>
+        </w:rPr>
+        <w:t xml:space="preserve">arc_read_retry</w:t>
       </w:r>
       <w:r>
         <w:rPr>
@@ -2102,19 +2516,13 @@
         <w:rPr>
           <w:rStyle w:val="NormalTok"/>
         </w:rPr>
-        <w:t xml:space="preserve"> arcgislayers</w:t>
-      </w:r>
-      <w:r>
-        <w:rPr>
-          <w:rStyle w:val="SpecialCharTok"/>
-        </w:rPr>
-        <w:t xml:space="preserve">::</w:t>
-      </w:r>
-      <w:r>
-        <w:rPr>
-          <w:rStyle w:val="FunctionTok"/>
-        </w:rPr>
-        <w:t xml:space="preserve">arc_read</w:t>
+        <w:t xml:space="preserve"> </w:t>
+      </w:r>
+      <w:r>
+        <w:rPr>
+          <w:rStyle w:val="FunctionTok"/>
+        </w:rPr>
+        <w:t xml:space="preserve">arc_read_retry</w:t>
       </w:r>
       <w:r>
         <w:rPr>
@@ -2652,19 +3060,13 @@
         <w:rPr>
           <w:rStyle w:val="NormalTok"/>
         </w:rPr>
-        <w:t xml:space="preserve"> arcgislayers</w:t>
-      </w:r>
-      <w:r>
-        <w:rPr>
-          <w:rStyle w:val="SpecialCharTok"/>
-        </w:rPr>
-        <w:t xml:space="preserve">::</w:t>
-      </w:r>
-      <w:r>
-        <w:rPr>
-          <w:rStyle w:val="FunctionTok"/>
-        </w:rPr>
-        <w:t xml:space="preserve">arc_read</w:t>
+        <w:t xml:space="preserve"> </w:t>
+      </w:r>
+      <w:r>
+        <w:rPr>
+          <w:rStyle w:val="FunctionTok"/>
+        </w:rPr>
+        <w:t xml:space="preserve">arc_read_retry</w:t>
       </w:r>
       <w:r>
         <w:rPr>
